--- a/zht/docx/16.content.docx
+++ b/zht/docx/16.content.docx
@@ -859,25 +859,7 @@
         <w:rPr>
           <w:lang w:val="zh_TW" w:bidi="zh_TW"/>
         </w:rPr>
-        <w:t>本章開始記錄城牆的建造。許多學者認為這些章節可以學到關於領導的寶貴課程（</w:t>
-      </w:r>
-      <w:hyperlink r:id="rId13">
-        <w:r>
-          <w:rPr>
-            <w:lang w:val="zh_TW" w:bidi="zh_TW"/>
-          </w:rPr>
-          <w:rPr>
-            <w:color w:val="0000EE"/>
-            <w:u w:val="single"/>
-          </w:rPr>
-          <w:t>尼希米記二至六章</w:t>
-        </w:r>
-      </w:hyperlink>
-      <w:r>
-        <w:rPr>
-          <w:lang w:val="zh_TW" w:bidi="zh_TW"/>
-        </w:rPr>
-        <w:t>）。</w:t>
+        <w:t>本章開始記錄城牆的建造。許多學者認為這些章節可以學到關於領導的寶貴課程（尼希米記二至六章）。</w:t>
       </w:r>
     </w:p>
     <w:p>
@@ -1559,25 +1541,7 @@
         <w:rPr>
           <w:lang w:val="zh_TW" w:bidi="zh_TW"/>
         </w:rPr>
-        <w:t>這份名單可對應於</w:t>
-      </w:r>
-      <w:hyperlink r:id="rId14">
-        <w:r>
-          <w:rPr>
-            <w:lang w:val="zh_TW" w:bidi="zh_TW"/>
-          </w:rPr>
-          <w:rPr>
-            <w:color w:val="0000EE"/>
-            <w:u w:val="single"/>
-          </w:rPr>
-          <w:t>以斯拉記第二章</w:t>
-        </w:r>
-      </w:hyperlink>
-      <w:r>
-        <w:rPr>
-          <w:lang w:val="zh_TW" w:bidi="zh_TW"/>
-        </w:rPr>
-        <w:t>。這些名單在數字上確實有一些差異。這可能是由於他們計算的時間不同。他們很可能是在不同的時間點進行計算。</w:t>
+        <w:t>這份名單可對應於以斯拉記第二章。這些名單在數字上確實有一些差異。這可能是由於他們計算的時間不同。他們很可能是在不同的時間點進行計算。</w:t>
       </w:r>
       <w:r>
         <w:rPr>

--- a/zht/docx/16.content.docx
+++ b/zht/docx/16.content.docx
@@ -1300,13 +1300,324 @@
         <w:rPr>
           <w:lang w:val="zh_TW" w:bidi="zh_TW"/>
         </w:rPr>
-        <w:t>富人從窮人手中賺錢。富人透過貸款收取利息來壓迫窮人。由於尼希米想公平地對待每個人，他並未向他們徵收任何稅。本章同時強調奴役猶太同胞是錯誤的。（見：</w:t>
-      </w:r>
-      <w:r>
-        <w:rPr>
-          <w:lang w:val="zh_TW" w:bidi="zh_TW"/>
-        </w:rPr>
-        <w:t>壓迫</w:t>
+        <w:t>富人從窮人手中賺錢。富人透過貸款收取利息來壓迫窮人。由於尼希米想公平地對待每個人，他並未向他們徵收任何稅。本章同時強調奴役猶太同胞是錯誤的。（見：壓迫）</w:t>
+      </w:r>
+    </w:p>
+    <w:p>
+      <w:pPr>
+        <w:pStyle w:val="Heading4"/>
+      </w:pPr>
+      <w:r>
+        <w:rPr>
+          <w:lang w:val="zh_TW" w:bidi="zh_TW"/>
+        </w:rPr>
+        <w:t>省長</w:t>
+      </w:r>
+    </w:p>
+    <w:p>
+      <w:pPr/>
+      <w:r>
+        <w:rPr>
+          <w:lang w:val="zh_TW" w:bidi="zh_TW"/>
+        </w:rPr>
+      </w:r>
+      <w:r>
+        <w:rPr>
+          <w:lang w:val="zh_TW" w:bidi="zh_TW"/>
+        </w:rPr>
+        <w:t>尼希米在耶路撒冷是一位政府官員，但他不是君王。耶路撒冷擁有相當大的自主權，但仍在波斯君王的權柄之下。「省長」這個用語則呈現出這個概念，在譯文中亦可使用不同的字詞。</w:t>
+      </w:r>
+      <w:r>
+        <w:rPr>
+          <w:lang w:val="zh_TW" w:bidi="zh_TW"/>
+        </w:rPr>
+      </w:r>
+      <w:r>
+        <w:rPr>
+          <w:lang w:val="zh_TW" w:bidi="zh_TW"/>
+        </w:rPr>
+      </w:r>
+    </w:p>
+    <w:p>
+      <w:pPr/>
+      <w:r>
+        <w:rPr>
+          <w:lang w:val="zh_TW" w:bidi="zh_TW"/>
+        </w:rPr>
+      </w:r>
+    </w:p>
+    <w:p>
+      <w:pPr>
+        <w:pStyle w:val="Heading2"/>
+      </w:pPr>
+      <w:r>
+        <w:rPr>
+          <w:lang w:val="zh_TW" w:bidi="zh_TW"/>
+        </w:rPr>
+        <w:t>尼希米記 - 第六章簡介</w:t>
+      </w:r>
+      <w:r>
+        <w:rPr>
+          <w:lang w:val="zh_TW" w:bidi="zh_TW"/>
+        </w:rPr>
+      </w:r>
+    </w:p>
+    <w:p>
+      <w:pPr>
+        <w:pStyle w:val="Heading3"/>
+      </w:pPr>
+      <w:r>
+        <w:rPr>
+          <w:lang w:val="zh_TW" w:bidi="zh_TW"/>
+        </w:rPr>
+        <w:t>結構與格式</w:t>
+      </w:r>
+    </w:p>
+    <w:p>
+      <w:pPr/>
+      <w:r>
+        <w:rPr>
+          <w:lang w:val="zh_TW" w:bidi="zh_TW"/>
+        </w:rPr>
+      </w:r>
+      <w:r>
+        <w:rPr>
+          <w:lang w:val="zh_TW" w:bidi="zh_TW"/>
+        </w:rPr>
+        <w:t>城牆的建造在本章中完成。</w:t>
+      </w:r>
+    </w:p>
+    <w:p>
+      <w:pPr/>
+      <w:r>
+        <w:rPr>
+          <w:lang w:val="zh_TW" w:bidi="zh_TW"/>
+        </w:rPr>
+      </w:r>
+      <w:r>
+        <w:rPr>
+          <w:lang w:val="zh_TW" w:bidi="zh_TW"/>
+        </w:rPr>
+        <w:t>有些譯本將六章6至7節編排至頁面的最右側（相比經文其餘的文字），因為這幾節屬於一段長引文。</w:t>
+      </w:r>
+    </w:p>
+    <w:p>
+      <w:pPr>
+        <w:pStyle w:val="Heading3"/>
+      </w:pPr>
+      <w:r>
+        <w:rPr>
+          <w:lang w:val="zh_TW" w:bidi="zh_TW"/>
+        </w:rPr>
+        <w:t>本章中的特別概念</w:t>
+      </w:r>
+    </w:p>
+    <w:p>
+      <w:pPr>
+        <w:pStyle w:val="Heading4"/>
+      </w:pPr>
+      <w:r>
+        <w:rPr>
+          <w:lang w:val="zh_TW" w:bidi="zh_TW"/>
+        </w:rPr>
+        <w:t>神蹟</w:t>
+      </w:r>
+    </w:p>
+    <w:p>
+      <w:pPr/>
+      <w:r>
+        <w:rPr>
+          <w:lang w:val="zh_TW" w:bidi="zh_TW"/>
+        </w:rPr>
+      </w:r>
+      <w:r>
+        <w:rPr>
+          <w:lang w:val="zh_TW" w:bidi="zh_TW"/>
+        </w:rPr>
+        <w:t>在遭受鄰近地區人們的敵對之下，短短五十二天便建好城市的城牆特別地被看作是神幫助猶太人的證據。</w:t>
+      </w:r>
+      <w:r>
+        <w:rPr>
+          <w:lang w:val="zh_TW" w:bidi="zh_TW"/>
+        </w:rPr>
+      </w:r>
+      <w:r>
+        <w:rPr>
+          <w:lang w:val="zh_TW" w:bidi="zh_TW"/>
+        </w:rPr>
+      </w:r>
+    </w:p>
+    <w:p>
+      <w:pPr/>
+      <w:r>
+        <w:rPr>
+          <w:lang w:val="zh_TW" w:bidi="zh_TW"/>
+        </w:rPr>
+      </w:r>
+    </w:p>
+    <w:p>
+      <w:pPr>
+        <w:pStyle w:val="Heading2"/>
+      </w:pPr>
+      <w:r>
+        <w:rPr>
+          <w:lang w:val="zh_TW" w:bidi="zh_TW"/>
+        </w:rPr>
+        <w:t>尼希米記 - 第七章簡介</w:t>
+      </w:r>
+      <w:r>
+        <w:rPr>
+          <w:lang w:val="zh_TW" w:bidi="zh_TW"/>
+        </w:rPr>
+      </w:r>
+    </w:p>
+    <w:p>
+      <w:pPr>
+        <w:pStyle w:val="Heading3"/>
+      </w:pPr>
+      <w:r>
+        <w:rPr>
+          <w:lang w:val="zh_TW" w:bidi="zh_TW"/>
+        </w:rPr>
+        <w:t>本章中的特別概念</w:t>
+      </w:r>
+    </w:p>
+    <w:p>
+      <w:pPr>
+        <w:pStyle w:val="Heading4"/>
+      </w:pPr>
+      <w:r>
+        <w:rPr>
+          <w:lang w:val="zh_TW" w:bidi="zh_TW"/>
+        </w:rPr>
+        <w:t>家譜</w:t>
+      </w:r>
+    </w:p>
+    <w:p>
+      <w:pPr/>
+      <w:r>
+        <w:rPr>
+          <w:lang w:val="zh_TW" w:bidi="zh_TW"/>
+        </w:rPr>
+      </w:r>
+      <w:r>
+        <w:rPr>
+          <w:lang w:val="zh_TW" w:bidi="zh_TW"/>
+        </w:rPr>
+        <w:t>根據各家族計算出從波斯歸回的人。尼希米確保了住在耶路撒冷的人擁有完整的猶太宗族譜系。</w:t>
+      </w:r>
+    </w:p>
+    <w:p>
+      <w:pPr>
+        <w:pStyle w:val="Heading4"/>
+      </w:pPr>
+      <w:r>
+        <w:rPr>
+          <w:lang w:val="zh_TW" w:bidi="zh_TW"/>
+        </w:rPr>
+        <w:t>不同的名單</w:t>
+      </w:r>
+    </w:p>
+    <w:p>
+      <w:pPr/>
+      <w:r>
+        <w:rPr>
+          <w:lang w:val="zh_TW" w:bidi="zh_TW"/>
+        </w:rPr>
+      </w:r>
+      <w:r>
+        <w:rPr>
+          <w:lang w:val="zh_TW" w:bidi="zh_TW"/>
+        </w:rPr>
+        <w:t>這份名單可對應於以斯拉記第二章。這些名單在數字上確實有一些差異。這可能是由於他們計算的時間不同。他們很可能是在不同的時間點進行計算。</w:t>
+      </w:r>
+      <w:r>
+        <w:rPr>
+          <w:lang w:val="zh_TW" w:bidi="zh_TW"/>
+        </w:rPr>
+      </w:r>
+      <w:r>
+        <w:rPr>
+          <w:lang w:val="zh_TW" w:bidi="zh_TW"/>
+        </w:rPr>
+      </w:r>
+    </w:p>
+    <w:p>
+      <w:pPr/>
+      <w:r>
+        <w:rPr>
+          <w:lang w:val="zh_TW" w:bidi="zh_TW"/>
+        </w:rPr>
+      </w:r>
+    </w:p>
+    <w:p>
+      <w:pPr>
+        <w:pStyle w:val="Heading2"/>
+      </w:pPr>
+      <w:r>
+        <w:rPr>
+          <w:lang w:val="zh_TW" w:bidi="zh_TW"/>
+        </w:rPr>
+        <w:t>尼希米記 - 第八章簡介</w:t>
+      </w:r>
+      <w:r>
+        <w:rPr>
+          <w:lang w:val="zh_TW" w:bidi="zh_TW"/>
+        </w:rPr>
+      </w:r>
+    </w:p>
+    <w:p>
+      <w:pPr>
+        <w:pStyle w:val="Heading3"/>
+      </w:pPr>
+      <w:r>
+        <w:rPr>
+          <w:lang w:val="zh_TW" w:bidi="zh_TW"/>
+        </w:rPr>
+        <w:t>本章中的特別概念</w:t>
+      </w:r>
+    </w:p>
+    <w:p>
+      <w:pPr>
+        <w:pStyle w:val="Heading4"/>
+      </w:pPr>
+      <w:r>
+        <w:rPr>
+          <w:lang w:val="zh_TW" w:bidi="zh_TW"/>
+        </w:rPr>
+        <w:t>宣讀律法</w:t>
+      </w:r>
+    </w:p>
+    <w:p>
+      <w:pPr/>
+      <w:r>
+        <w:rPr>
+          <w:lang w:val="zh_TW" w:bidi="zh_TW"/>
+        </w:rPr>
+      </w:r>
+      <w:r>
+        <w:rPr>
+          <w:lang w:val="zh_TW" w:bidi="zh_TW"/>
+        </w:rPr>
+        <w:t>被擄時期不再說希伯來語。只有祭司和利未人仍然理解希伯來語。以斯拉以希伯來語向人民宣讀律法書，利未人在人群中走動，將其翻譯成亞蘭文以便人們理解。（見：</w:t>
+      </w:r>
+      <w:r>
+        <w:rPr>
+          <w:lang w:val="zh_TW" w:bidi="zh_TW"/>
+        </w:rPr>
+        <w:t>祭司</w:t>
+      </w:r>
+      <w:r>
+        <w:rPr>
+          <w:lang w:val="zh_TW" w:bidi="zh_TW"/>
+        </w:rPr>
+        <w:t>和</w:t>
+      </w:r>
+      <w:r>
+        <w:rPr>
+          <w:lang w:val="zh_TW" w:bidi="zh_TW"/>
+        </w:rPr>
+        <w:t>摩西律法</w:t>
       </w:r>
       <w:r>
         <w:rPr>
@@ -1323,7 +1634,7 @@
         <w:rPr>
           <w:lang w:val="zh_TW" w:bidi="zh_TW"/>
         </w:rPr>
-        <w:t>省長</w:t>
+        <w:t>住棚節</w:t>
       </w:r>
     </w:p>
     <w:p>
@@ -1337,7 +1648,7 @@
         <w:rPr>
           <w:lang w:val="zh_TW" w:bidi="zh_TW"/>
         </w:rPr>
-        <w:t>尼希米在耶路撒冷是一位政府官員，但他不是君王。耶路撒冷擁有相當大的自主權，但仍在波斯君王的權柄之下。「省長」這個用語則呈現出這個概念，在譯文中亦可使用不同的字詞。</w:t>
+        <w:t>人們聽見以斯拉宣讀摩西律法後，就遵守律法，用樹枝為自己搭建臨時的住棚。他們這樣做是為了記念他們的祖先從埃及奴役中脫離時就住在棚裡。</w:t>
       </w:r>
       <w:r>
         <w:rPr>
@@ -1366,7 +1677,7 @@
         <w:rPr>
           <w:lang w:val="zh_TW" w:bidi="zh_TW"/>
         </w:rPr>
-        <w:t>尼希米記 - 第六章簡介</w:t>
+        <w:t>尼希米記 - 第九章簡介</w:t>
       </w:r>
       <w:r>
         <w:rPr>
@@ -1396,7 +1707,29 @@
         <w:rPr>
           <w:lang w:val="zh_TW" w:bidi="zh_TW"/>
         </w:rPr>
-        <w:t>城牆的建造在本章中完成。</w:t>
+        <w:t>本章與下一章形成一個完整的段落。</w:t>
+      </w:r>
+    </w:p>
+    <w:p>
+      <w:pPr>
+        <w:pStyle w:val="Heading3"/>
+      </w:pPr>
+      <w:r>
+        <w:rPr>
+          <w:lang w:val="zh_TW" w:bidi="zh_TW"/>
+        </w:rPr>
+        <w:t>本章中的特別概念</w:t>
+      </w:r>
+    </w:p>
+    <w:p>
+      <w:pPr>
+        <w:pStyle w:val="Heading4"/>
+      </w:pPr>
+      <w:r>
+        <w:rPr>
+          <w:lang w:val="zh_TW" w:bidi="zh_TW"/>
+        </w:rPr>
+        <w:t>向神祈禱</w:t>
       </w:r>
     </w:p>
     <w:p>
@@ -1410,7 +1743,151 @@
         <w:rPr>
           <w:lang w:val="zh_TW" w:bidi="zh_TW"/>
         </w:rPr>
-        <w:t>有些譯本將六章6至7節編排至頁面的最右側（相比經文其餘的文字），因為這幾節屬於一段長引文。</w:t>
+        <w:t>人們祈禱並感謝神對他們的照顧及賜予他們的祝福。他們也承認自己不順服神的罪。（見：</w:t>
+      </w:r>
+      <w:r>
+        <w:rPr>
+          <w:lang w:val="zh_TW" w:bidi="zh_TW"/>
+        </w:rPr>
+        <w:t>祝福</w:t>
+      </w:r>
+      <w:r>
+        <w:rPr>
+          <w:lang w:val="zh_TW" w:bidi="zh_TW"/>
+        </w:rPr>
+        <w:t>、</w:t>
+      </w:r>
+      <w:r>
+        <w:rPr>
+          <w:lang w:val="zh_TW" w:bidi="zh_TW"/>
+        </w:rPr>
+        <w:t>承認</w:t>
+      </w:r>
+      <w:r>
+        <w:rPr>
+          <w:lang w:val="zh_TW" w:bidi="zh_TW"/>
+        </w:rPr>
+        <w:t>和</w:t>
+      </w:r>
+      <w:r>
+        <w:rPr>
+          <w:lang w:val="zh_TW" w:bidi="zh_TW"/>
+        </w:rPr>
+        <w:t>罪</w:t>
+      </w:r>
+      <w:r>
+        <w:rPr>
+          <w:lang w:val="zh_TW" w:bidi="zh_TW"/>
+        </w:rPr>
+        <w:t>）</w:t>
+      </w:r>
+    </w:p>
+    <w:p>
+      <w:pPr>
+        <w:pStyle w:val="Heading4"/>
+      </w:pPr>
+      <w:r>
+        <w:rPr>
+          <w:lang w:val="zh_TW" w:bidi="zh_TW"/>
+        </w:rPr>
+        <w:t>從祖先的錯誤中汲取教訓</w:t>
+      </w:r>
+    </w:p>
+    <w:p>
+      <w:pPr/>
+      <w:r>
+        <w:rPr>
+          <w:lang w:val="zh_TW" w:bidi="zh_TW"/>
+        </w:rPr>
+      </w:r>
+      <w:r>
+        <w:rPr>
+          <w:lang w:val="zh_TW" w:bidi="zh_TW"/>
+        </w:rPr>
+        <w:t>本章說明猶太人從祖先的錯誤當中學習。他們決心單單崇拜耶和華（雅巍），不與其它民族通婚，並按照摩西律法的指示敬拜耶和華。（見：</w:t>
+      </w:r>
+      <w:r>
+        <w:rPr>
+          <w:lang w:val="zh_TW" w:bidi="zh_TW"/>
+        </w:rPr>
+        <w:t>摩西律法</w:t>
+      </w:r>
+      <w:r>
+        <w:rPr>
+          <w:lang w:val="zh_TW" w:bidi="zh_TW"/>
+        </w:rPr>
+        <w:t>）</w:t>
+      </w:r>
+    </w:p>
+    <w:p>
+      <w:pPr>
+        <w:pStyle w:val="Heading4"/>
+      </w:pPr>
+      <w:r>
+        <w:rPr>
+          <w:lang w:val="zh_TW" w:bidi="zh_TW"/>
+        </w:rPr>
+        <w:t>回想神的大能</w:t>
+      </w:r>
+    </w:p>
+    <w:p>
+      <w:pPr/>
+      <w:r>
+        <w:rPr>
+          <w:lang w:val="zh_TW" w:bidi="zh_TW"/>
+        </w:rPr>
+      </w:r>
+      <w:r>
+        <w:rPr>
+          <w:lang w:val="zh_TW" w:bidi="zh_TW"/>
+        </w:rPr>
+        <w:t>回想神為以色列所做偉大的事很常見。這提醒著以色列神的能力。旨在帶領人們悔改並且正確地敬拜耶和華。（見：</w:t>
+      </w:r>
+      <w:r>
+        <w:rPr>
+          <w:lang w:val="zh_TW" w:bidi="zh_TW"/>
+        </w:rPr>
+        <w:t>悔改</w:t>
+      </w:r>
+      <w:r>
+        <w:rPr>
+          <w:lang w:val="zh_TW" w:bidi="zh_TW"/>
+        </w:rPr>
+        <w:t>）</w:t>
+      </w:r>
+      <w:r>
+        <w:rPr>
+          <w:lang w:val="zh_TW" w:bidi="zh_TW"/>
+        </w:rPr>
+      </w:r>
+      <w:r>
+        <w:rPr>
+          <w:lang w:val="zh_TW" w:bidi="zh_TW"/>
+        </w:rPr>
+      </w:r>
+    </w:p>
+    <w:p>
+      <w:pPr/>
+      <w:r>
+        <w:rPr>
+          <w:lang w:val="zh_TW" w:bidi="zh_TW"/>
+        </w:rPr>
+      </w:r>
+    </w:p>
+    <w:p>
+      <w:pPr>
+        <w:pStyle w:val="Heading2"/>
+      </w:pPr>
+      <w:r>
+        <w:rPr>
+          <w:lang w:val="zh_TW" w:bidi="zh_TW"/>
+        </w:rPr>
+        <w:t>尼希米記 - 第十章簡介</w:t>
+      </w:r>
+      <w:r>
+        <w:rPr>
+          <w:lang w:val="zh_TW" w:bidi="zh_TW"/>
+        </w:rPr>
       </w:r>
     </w:p>
     <w:p>
@@ -1421,6 +1898,31 @@
         <w:rPr>
           <w:lang w:val="zh_TW" w:bidi="zh_TW"/>
         </w:rPr>
+        <w:t>結構與格式</w:t>
+      </w:r>
+    </w:p>
+    <w:p>
+      <w:pPr/>
+      <w:r>
+        <w:rPr>
+          <w:lang w:val="zh_TW" w:bidi="zh_TW"/>
+        </w:rPr>
+      </w:r>
+      <w:r>
+        <w:rPr>
+          <w:lang w:val="zh_TW" w:bidi="zh_TW"/>
+        </w:rPr>
+        <w:t>本章將結束從第九章開始的信息。</w:t>
+      </w:r>
+    </w:p>
+    <w:p>
+      <w:pPr>
+        <w:pStyle w:val="Heading3"/>
+      </w:pPr>
+      <w:r>
+        <w:rPr>
+          <w:lang w:val="zh_TW" w:bidi="zh_TW"/>
+        </w:rPr>
         <w:t>本章中的特別概念</w:t>
       </w:r>
     </w:p>
@@ -1432,7 +1934,7 @@
         <w:rPr>
           <w:lang w:val="zh_TW" w:bidi="zh_TW"/>
         </w:rPr>
-        <w:t>神蹟</w:t>
+        <w:t>誓言</w:t>
       </w:r>
     </w:p>
     <w:p>
@@ -1446,533 +1948,7 @@
         <w:rPr>
           <w:lang w:val="zh_TW" w:bidi="zh_TW"/>
         </w:rPr>
-        <w:t>在遭受鄰近地區人們的敵對之下，短短五十二天便建好城市的城牆特別地被看作是神幫助猶太人的證據。</w:t>
-      </w:r>
-      <w:r>
-        <w:rPr>
-          <w:lang w:val="zh_TW" w:bidi="zh_TW"/>
-        </w:rPr>
-      </w:r>
-      <w:r>
-        <w:rPr>
-          <w:lang w:val="zh_TW" w:bidi="zh_TW"/>
-        </w:rPr>
-      </w:r>
-    </w:p>
-    <w:p>
-      <w:pPr/>
-      <w:r>
-        <w:rPr>
-          <w:lang w:val="zh_TW" w:bidi="zh_TW"/>
-        </w:rPr>
-      </w:r>
-    </w:p>
-    <w:p>
-      <w:pPr>
-        <w:pStyle w:val="Heading2"/>
-      </w:pPr>
-      <w:r>
-        <w:rPr>
-          <w:lang w:val="zh_TW" w:bidi="zh_TW"/>
-        </w:rPr>
-        <w:t>尼希米記 - 第七章簡介</w:t>
-      </w:r>
-      <w:r>
-        <w:rPr>
-          <w:lang w:val="zh_TW" w:bidi="zh_TW"/>
-        </w:rPr>
-      </w:r>
-    </w:p>
-    <w:p>
-      <w:pPr>
-        <w:pStyle w:val="Heading3"/>
-      </w:pPr>
-      <w:r>
-        <w:rPr>
-          <w:lang w:val="zh_TW" w:bidi="zh_TW"/>
-        </w:rPr>
-        <w:t>本章中的特別概念</w:t>
-      </w:r>
-    </w:p>
-    <w:p>
-      <w:pPr>
-        <w:pStyle w:val="Heading4"/>
-      </w:pPr>
-      <w:r>
-        <w:rPr>
-          <w:lang w:val="zh_TW" w:bidi="zh_TW"/>
-        </w:rPr>
-        <w:t>家譜</w:t>
-      </w:r>
-    </w:p>
-    <w:p>
-      <w:pPr/>
-      <w:r>
-        <w:rPr>
-          <w:lang w:val="zh_TW" w:bidi="zh_TW"/>
-        </w:rPr>
-      </w:r>
-      <w:r>
-        <w:rPr>
-          <w:lang w:val="zh_TW" w:bidi="zh_TW"/>
-        </w:rPr>
-        <w:t>根據各家族計算出從波斯歸回的人。尼希米確保了住在耶路撒冷的人擁有完整的猶太宗族譜系。</w:t>
-      </w:r>
-    </w:p>
-    <w:p>
-      <w:pPr>
-        <w:pStyle w:val="Heading4"/>
-      </w:pPr>
-      <w:r>
-        <w:rPr>
-          <w:lang w:val="zh_TW" w:bidi="zh_TW"/>
-        </w:rPr>
-        <w:t>不同的名單</w:t>
-      </w:r>
-    </w:p>
-    <w:p>
-      <w:pPr/>
-      <w:r>
-        <w:rPr>
-          <w:lang w:val="zh_TW" w:bidi="zh_TW"/>
-        </w:rPr>
-      </w:r>
-      <w:r>
-        <w:rPr>
-          <w:lang w:val="zh_TW" w:bidi="zh_TW"/>
-        </w:rPr>
-        <w:t>這份名單可對應於以斯拉記第二章。這些名單在數字上確實有一些差異。這可能是由於他們計算的時間不同。他們很可能是在不同的時間點進行計算。</w:t>
-      </w:r>
-      <w:r>
-        <w:rPr>
-          <w:lang w:val="zh_TW" w:bidi="zh_TW"/>
-        </w:rPr>
-      </w:r>
-      <w:r>
-        <w:rPr>
-          <w:lang w:val="zh_TW" w:bidi="zh_TW"/>
-        </w:rPr>
-      </w:r>
-    </w:p>
-    <w:p>
-      <w:pPr/>
-      <w:r>
-        <w:rPr>
-          <w:lang w:val="zh_TW" w:bidi="zh_TW"/>
-        </w:rPr>
-      </w:r>
-    </w:p>
-    <w:p>
-      <w:pPr>
-        <w:pStyle w:val="Heading2"/>
-      </w:pPr>
-      <w:r>
-        <w:rPr>
-          <w:lang w:val="zh_TW" w:bidi="zh_TW"/>
-        </w:rPr>
-        <w:t>尼希米記 - 第八章簡介</w:t>
-      </w:r>
-      <w:r>
-        <w:rPr>
-          <w:lang w:val="zh_TW" w:bidi="zh_TW"/>
-        </w:rPr>
-      </w:r>
-    </w:p>
-    <w:p>
-      <w:pPr>
-        <w:pStyle w:val="Heading3"/>
-      </w:pPr>
-      <w:r>
-        <w:rPr>
-          <w:lang w:val="zh_TW" w:bidi="zh_TW"/>
-        </w:rPr>
-        <w:t>本章中的特別概念</w:t>
-      </w:r>
-    </w:p>
-    <w:p>
-      <w:pPr>
-        <w:pStyle w:val="Heading4"/>
-      </w:pPr>
-      <w:r>
-        <w:rPr>
-          <w:lang w:val="zh_TW" w:bidi="zh_TW"/>
-        </w:rPr>
-        <w:t>宣讀律法</w:t>
-      </w:r>
-    </w:p>
-    <w:p>
-      <w:pPr/>
-      <w:r>
-        <w:rPr>
-          <w:lang w:val="zh_TW" w:bidi="zh_TW"/>
-        </w:rPr>
-      </w:r>
-      <w:r>
-        <w:rPr>
-          <w:lang w:val="zh_TW" w:bidi="zh_TW"/>
-        </w:rPr>
-        <w:t>被擄時期不再說希伯來語。只有祭司和利未人仍然理解希伯來語。以斯拉以希伯來語向人民宣讀律法書，利未人在人群中走動，將其翻譯成亞蘭文以便人們理解。（見：</w:t>
-      </w:r>
-      <w:r>
-        <w:rPr>
-          <w:lang w:val="zh_TW" w:bidi="zh_TW"/>
-        </w:rPr>
-        <w:t>祭司</w:t>
-      </w:r>
-      <w:r>
-        <w:rPr>
-          <w:lang w:val="zh_TW" w:bidi="zh_TW"/>
-        </w:rPr>
-        <w:t>和</w:t>
-      </w:r>
-      <w:r>
-        <w:rPr>
-          <w:lang w:val="zh_TW" w:bidi="zh_TW"/>
-        </w:rPr>
-        <w:t>摩西律法</w:t>
-      </w:r>
-      <w:r>
-        <w:rPr>
-          <w:lang w:val="zh_TW" w:bidi="zh_TW"/>
-        </w:rPr>
-        <w:t>）</w:t>
-      </w:r>
-    </w:p>
-    <w:p>
-      <w:pPr>
-        <w:pStyle w:val="Heading4"/>
-      </w:pPr>
-      <w:r>
-        <w:rPr>
-          <w:lang w:val="zh_TW" w:bidi="zh_TW"/>
-        </w:rPr>
-        <w:t>住棚節</w:t>
-      </w:r>
-    </w:p>
-    <w:p>
-      <w:pPr/>
-      <w:r>
-        <w:rPr>
-          <w:lang w:val="zh_TW" w:bidi="zh_TW"/>
-        </w:rPr>
-      </w:r>
-      <w:r>
-        <w:rPr>
-          <w:lang w:val="zh_TW" w:bidi="zh_TW"/>
-        </w:rPr>
-        <w:t>人們聽見以斯拉宣讀摩西律法後，就遵守律法，用樹枝為自己搭建臨時的住棚。他們這樣做是為了記念他們的祖先從埃及奴役中脫離時就住在棚裡。</w:t>
-      </w:r>
-      <w:r>
-        <w:rPr>
-          <w:lang w:val="zh_TW" w:bidi="zh_TW"/>
-        </w:rPr>
-      </w:r>
-      <w:r>
-        <w:rPr>
-          <w:lang w:val="zh_TW" w:bidi="zh_TW"/>
-        </w:rPr>
-      </w:r>
-    </w:p>
-    <w:p>
-      <w:pPr/>
-      <w:r>
-        <w:rPr>
-          <w:lang w:val="zh_TW" w:bidi="zh_TW"/>
-        </w:rPr>
-      </w:r>
-    </w:p>
-    <w:p>
-      <w:pPr>
-        <w:pStyle w:val="Heading2"/>
-      </w:pPr>
-      <w:r>
-        <w:rPr>
-          <w:lang w:val="zh_TW" w:bidi="zh_TW"/>
-        </w:rPr>
-        <w:t>尼希米記 - 第九章簡介</w:t>
-      </w:r>
-      <w:r>
-        <w:rPr>
-          <w:lang w:val="zh_TW" w:bidi="zh_TW"/>
-        </w:rPr>
-      </w:r>
-    </w:p>
-    <w:p>
-      <w:pPr>
-        <w:pStyle w:val="Heading3"/>
-      </w:pPr>
-      <w:r>
-        <w:rPr>
-          <w:lang w:val="zh_TW" w:bidi="zh_TW"/>
-        </w:rPr>
-        <w:t>結構與格式</w:t>
-      </w:r>
-    </w:p>
-    <w:p>
-      <w:pPr/>
-      <w:r>
-        <w:rPr>
-          <w:lang w:val="zh_TW" w:bidi="zh_TW"/>
-        </w:rPr>
-      </w:r>
-      <w:r>
-        <w:rPr>
-          <w:lang w:val="zh_TW" w:bidi="zh_TW"/>
-        </w:rPr>
-        <w:t>本章與下一章形成一個完整的段落。</w:t>
-      </w:r>
-    </w:p>
-    <w:p>
-      <w:pPr>
-        <w:pStyle w:val="Heading3"/>
-      </w:pPr>
-      <w:r>
-        <w:rPr>
-          <w:lang w:val="zh_TW" w:bidi="zh_TW"/>
-        </w:rPr>
-        <w:t>本章中的特別概念</w:t>
-      </w:r>
-    </w:p>
-    <w:p>
-      <w:pPr>
-        <w:pStyle w:val="Heading4"/>
-      </w:pPr>
-      <w:r>
-        <w:rPr>
-          <w:lang w:val="zh_TW" w:bidi="zh_TW"/>
-        </w:rPr>
-        <w:t>向神祈禱</w:t>
-      </w:r>
-    </w:p>
-    <w:p>
-      <w:pPr/>
-      <w:r>
-        <w:rPr>
-          <w:lang w:val="zh_TW" w:bidi="zh_TW"/>
-        </w:rPr>
-      </w:r>
-      <w:r>
-        <w:rPr>
-          <w:lang w:val="zh_TW" w:bidi="zh_TW"/>
-        </w:rPr>
-        <w:t>人們祈禱並感謝神對他們的照顧及賜予他們的祝福。他們也承認自己不順服神的罪。（見：</w:t>
-      </w:r>
-      <w:r>
-        <w:rPr>
-          <w:lang w:val="zh_TW" w:bidi="zh_TW"/>
-        </w:rPr>
-        <w:t>祝福</w:t>
-      </w:r>
-      <w:r>
-        <w:rPr>
-          <w:lang w:val="zh_TW" w:bidi="zh_TW"/>
-        </w:rPr>
-        <w:t>、</w:t>
-      </w:r>
-      <w:r>
-        <w:rPr>
-          <w:lang w:val="zh_TW" w:bidi="zh_TW"/>
-        </w:rPr>
-        <w:t>承認</w:t>
-      </w:r>
-      <w:r>
-        <w:rPr>
-          <w:lang w:val="zh_TW" w:bidi="zh_TW"/>
-        </w:rPr>
-        <w:t>和</w:t>
-      </w:r>
-      <w:r>
-        <w:rPr>
-          <w:lang w:val="zh_TW" w:bidi="zh_TW"/>
-        </w:rPr>
-        <w:t>罪</w:t>
-      </w:r>
-      <w:r>
-        <w:rPr>
-          <w:lang w:val="zh_TW" w:bidi="zh_TW"/>
-        </w:rPr>
-        <w:t>）</w:t>
-      </w:r>
-    </w:p>
-    <w:p>
-      <w:pPr>
-        <w:pStyle w:val="Heading4"/>
-      </w:pPr>
-      <w:r>
-        <w:rPr>
-          <w:lang w:val="zh_TW" w:bidi="zh_TW"/>
-        </w:rPr>
-        <w:t>從祖先的錯誤中汲取教訓</w:t>
-      </w:r>
-    </w:p>
-    <w:p>
-      <w:pPr/>
-      <w:r>
-        <w:rPr>
-          <w:lang w:val="zh_TW" w:bidi="zh_TW"/>
-        </w:rPr>
-      </w:r>
-      <w:r>
-        <w:rPr>
-          <w:lang w:val="zh_TW" w:bidi="zh_TW"/>
-        </w:rPr>
-        <w:t>本章說明猶太人從祖先的錯誤當中學習。他們決心單單崇拜耶和華（雅巍），不與其它民族通婚，並按照摩西律法的指示敬拜耶和華。（見：</w:t>
-      </w:r>
-      <w:r>
-        <w:rPr>
-          <w:lang w:val="zh_TW" w:bidi="zh_TW"/>
-        </w:rPr>
-        <w:t>摩西律法</w:t>
-      </w:r>
-      <w:r>
-        <w:rPr>
-          <w:lang w:val="zh_TW" w:bidi="zh_TW"/>
-        </w:rPr>
-        <w:t>）</w:t>
-      </w:r>
-    </w:p>
-    <w:p>
-      <w:pPr>
-        <w:pStyle w:val="Heading4"/>
-      </w:pPr>
-      <w:r>
-        <w:rPr>
-          <w:lang w:val="zh_TW" w:bidi="zh_TW"/>
-        </w:rPr>
-        <w:t>回想神的大能</w:t>
-      </w:r>
-    </w:p>
-    <w:p>
-      <w:pPr/>
-      <w:r>
-        <w:rPr>
-          <w:lang w:val="zh_TW" w:bidi="zh_TW"/>
-        </w:rPr>
-      </w:r>
-      <w:r>
-        <w:rPr>
-          <w:lang w:val="zh_TW" w:bidi="zh_TW"/>
-        </w:rPr>
-        <w:t>回想神為以色列所做偉大的事很常見。這提醒著以色列神的能力。旨在帶領人們悔改並且正確地敬拜耶和華。（見：</w:t>
-      </w:r>
-      <w:r>
-        <w:rPr>
-          <w:lang w:val="zh_TW" w:bidi="zh_TW"/>
-        </w:rPr>
-        <w:t>悔改</w:t>
-      </w:r>
-      <w:r>
-        <w:rPr>
-          <w:lang w:val="zh_TW" w:bidi="zh_TW"/>
-        </w:rPr>
-        <w:t>）</w:t>
-      </w:r>
-      <w:r>
-        <w:rPr>
-          <w:lang w:val="zh_TW" w:bidi="zh_TW"/>
-        </w:rPr>
-      </w:r>
-      <w:r>
-        <w:rPr>
-          <w:lang w:val="zh_TW" w:bidi="zh_TW"/>
-        </w:rPr>
-      </w:r>
-    </w:p>
-    <w:p>
-      <w:pPr/>
-      <w:r>
-        <w:rPr>
-          <w:lang w:val="zh_TW" w:bidi="zh_TW"/>
-        </w:rPr>
-      </w:r>
-    </w:p>
-    <w:p>
-      <w:pPr>
-        <w:pStyle w:val="Heading2"/>
-      </w:pPr>
-      <w:r>
-        <w:rPr>
-          <w:lang w:val="zh_TW" w:bidi="zh_TW"/>
-        </w:rPr>
-        <w:t>尼希米記 - 第十章簡介</w:t>
-      </w:r>
-      <w:r>
-        <w:rPr>
-          <w:lang w:val="zh_TW" w:bidi="zh_TW"/>
-        </w:rPr>
-      </w:r>
-    </w:p>
-    <w:p>
-      <w:pPr>
-        <w:pStyle w:val="Heading3"/>
-      </w:pPr>
-      <w:r>
-        <w:rPr>
-          <w:lang w:val="zh_TW" w:bidi="zh_TW"/>
-        </w:rPr>
-        <w:t>結構與格式</w:t>
-      </w:r>
-    </w:p>
-    <w:p>
-      <w:pPr/>
-      <w:r>
-        <w:rPr>
-          <w:lang w:val="zh_TW" w:bidi="zh_TW"/>
-        </w:rPr>
-      </w:r>
-      <w:r>
-        <w:rPr>
-          <w:lang w:val="zh_TW" w:bidi="zh_TW"/>
-        </w:rPr>
-        <w:t>本章將結束從第九章開始的信息。</w:t>
-      </w:r>
-    </w:p>
-    <w:p>
-      <w:pPr>
-        <w:pStyle w:val="Heading3"/>
-      </w:pPr>
-      <w:r>
-        <w:rPr>
-          <w:lang w:val="zh_TW" w:bidi="zh_TW"/>
-        </w:rPr>
-        <w:t>本章中的特別概念</w:t>
-      </w:r>
-    </w:p>
-    <w:p>
-      <w:pPr>
-        <w:pStyle w:val="Heading4"/>
-      </w:pPr>
-      <w:r>
-        <w:rPr>
-          <w:lang w:val="zh_TW" w:bidi="zh_TW"/>
-        </w:rPr>
-        <w:t>誓言</w:t>
-      </w:r>
-    </w:p>
-    <w:p>
-      <w:pPr/>
-      <w:r>
-        <w:rPr>
-          <w:lang w:val="zh_TW" w:bidi="zh_TW"/>
-        </w:rPr>
-      </w:r>
-      <w:r>
-        <w:rPr>
-          <w:lang w:val="zh_TW" w:bidi="zh_TW"/>
-        </w:rPr>
-        <w:t>透過簽下此約，人們發誓或同意順服神，不在安息日買東西，並繳納他們的聖殿稅。（見：</w:t>
-      </w:r>
-      <w:r>
-        <w:rPr>
-          <w:lang w:val="zh_TW" w:bidi="zh_TW"/>
-        </w:rPr>
-        <w:t>誓言</w:t>
-      </w:r>
-      <w:r>
-        <w:rPr>
-          <w:lang w:val="zh_TW" w:bidi="zh_TW"/>
-        </w:rPr>
-        <w:t>和</w:t>
+        <w:t>透過簽下此約，人們發誓或同意順服神，不在安息日買東西，並繳納他們的聖殿稅。（見：誓言和</w:t>
       </w:r>
       <w:r>
         <w:rPr>
